--- a/NEOH_AT_Sep2026_Redirects.docx
+++ b/NEOH_AT_Sep2026_Redirects.docx
@@ -21,7 +21,7 @@
           <w:iCs/>
           <w:color w:val="595959"/>
         </w:rPr>
-        <w:t xml:space="preserve">Qualtrics-Fragebogendokumentation · Sprache DE · 29 Fragen</w:t>
+        <w:t xml:space="preserve">Qualtrics-Fragebogendokumentation · Sprache DE · 28 Fragen</w:t>
       </w:r>
     </w:p>
     <w:p>
@@ -71,7 +71,7 @@
         <w:ind w:left="240"/>
       </w:pPr>
       <w:r>
-        <w:t xml:space="preserve">Branch — Screen-out: unter 18 Jahre: wenn alter &lt; 18</w:t>
+        <w:t xml:space="preserve">Branch — Screen-out: unter 18 Jahre: wenn alter = Unter 18 Jahre (1) ausgewählt</w:t>
       </w:r>
     </w:p>
     <w:p>
@@ -89,16 +89,16 @@
         <w:ind w:left="240"/>
       </w:pPr>
       <w:r>
-        <w:t xml:space="preserve">Embedded Data: altersgruppe = 60-99</w:t>
-      </w:r>
-    </w:p>
-    <w:p>
-      <w:pPr>
-        <w:spacing w:after="60" w:before="0"/>
-        <w:ind w:left="240"/>
-      </w:pPr>
-      <w:r>
-        <w:t xml:space="preserve">Branch — altersgruppe 50-59: wenn alter &lt; 60</w:t>
+        <w:t xml:space="preserve">Standard: Markenbekanntheit (6 Fragen)</w:t>
+      </w:r>
+    </w:p>
+    <w:p>
+      <w:pPr>
+        <w:spacing w:after="60" w:before="0"/>
+        <w:ind w:left="240"/>
+      </w:pPr>
+      <w:r>
+        <w:t xml:space="preserve">Branch — NEOH bekannt: Markenmodule: wenn bekanntheit = NEOH (13) ausgewählt</w:t>
       </w:r>
     </w:p>
     <w:p>
@@ -107,16 +107,7 @@
         <w:ind w:left="480"/>
       </w:pPr>
       <w:r>
-        <w:t xml:space="preserve">Embedded Data: altersgruppe = 50-59</w:t>
-      </w:r>
-    </w:p>
-    <w:p>
-      <w:pPr>
-        <w:spacing w:after="60" w:before="0"/>
-        <w:ind w:left="240"/>
-      </w:pPr>
-      <w:r>
-        <w:t xml:space="preserve">Branch — altersgruppe 40-49: wenn alter &lt; 50</w:t>
+        <w:t xml:space="preserve">Standard: Medien (1 Frage)</w:t>
       </w:r>
     </w:p>
     <w:p>
@@ -125,16 +116,7 @@
         <w:ind w:left="480"/>
       </w:pPr>
       <w:r>
-        <w:t xml:space="preserve">Embedded Data: altersgruppe = 40-49</w:t>
-      </w:r>
-    </w:p>
-    <w:p>
-      <w:pPr>
-        <w:spacing w:after="60" w:before="0"/>
-        <w:ind w:left="240"/>
-      </w:pPr>
-      <w:r>
-        <w:t xml:space="preserve">Branch — altersgruppe 30-39: wenn alter &lt; 40</w:t>
+        <w:t xml:space="preserve">Standard: Markengesundheit (4 Fragen)</w:t>
       </w:r>
     </w:p>
     <w:p>
@@ -143,16 +125,7 @@
         <w:ind w:left="480"/>
       </w:pPr>
       <w:r>
-        <w:t xml:space="preserve">Embedded Data: altersgruppe = 30-39</w:t>
-      </w:r>
-    </w:p>
-    <w:p>
-      <w:pPr>
-        <w:spacing w:after="60" w:before="0"/>
-        <w:ind w:left="240"/>
-      </w:pPr>
-      <w:r>
-        <w:t xml:space="preserve">Branch — altersgruppe 18-29: wenn alter &lt; 30</w:t>
+        <w:t xml:space="preserve">Standard: Markenwahrnehmung (1 Frage)</w:t>
       </w:r>
     </w:p>
     <w:p>
@@ -161,25 +134,7 @@
         <w:ind w:left="480"/>
       </w:pPr>
       <w:r>
-        <w:t xml:space="preserve">Embedded Data: altersgruppe = 18-29</w:t>
-      </w:r>
-    </w:p>
-    <w:p>
-      <w:pPr>
-        <w:spacing w:after="60" w:before="0"/>
-        <w:ind w:left="240"/>
-      </w:pPr>
-      <w:r>
-        <w:t xml:space="preserve">Standard: Markenbekanntheit (6 Fragen)</w:t>
-      </w:r>
-    </w:p>
-    <w:p>
-      <w:pPr>
-        <w:spacing w:after="60" w:before="0"/>
-        <w:ind w:left="240"/>
-      </w:pPr>
-      <w:r>
-        <w:t xml:space="preserve">Branch — NEOH bekannt: Markenmodule: wenn bekanntheit = NEOH (13) ausgewählt</w:t>
+        <w:t xml:space="preserve">Standard: Bedürfnisse und Bedeutung (2 Fragen)</w:t>
       </w:r>
     </w:p>
     <w:p>
@@ -188,7 +143,7 @@
         <w:ind w:left="480"/>
       </w:pPr>
       <w:r>
-        <w:t xml:space="preserve">Standard: Medien (1 Frage)</w:t>
+        <w:t xml:space="preserve">Standard: Markteffekte (1 Frage)</w:t>
       </w:r>
     </w:p>
     <w:p>
@@ -197,43 +152,7 @@
         <w:ind w:left="480"/>
       </w:pPr>
       <w:r>
-        <w:t xml:space="preserve">Standard: Markengesundheit (4 Fragen)</w:t>
-      </w:r>
-    </w:p>
-    <w:p>
-      <w:pPr>
-        <w:spacing w:after="60" w:before="0"/>
-        <w:ind w:left="480"/>
-      </w:pPr>
-      <w:r>
-        <w:t xml:space="preserve">Standard: Markenwahrnehmung (1 Frage)</w:t>
-      </w:r>
-    </w:p>
-    <w:p>
-      <w:pPr>
-        <w:spacing w:after="60" w:before="0"/>
-        <w:ind w:left="480"/>
-      </w:pPr>
-      <w:r>
-        <w:t xml:space="preserve">Standard: Bedürfnisse und Bedeutung (2 Fragen)</w:t>
-      </w:r>
-    </w:p>
-    <w:p>
-      <w:pPr>
-        <w:spacing w:after="60" w:before="0"/>
-        <w:ind w:left="480"/>
-      </w:pPr>
-      <w:r>
-        <w:t xml:space="preserve">Standard: Markteffekte (1 Frage)</w:t>
-      </w:r>
-    </w:p>
-    <w:p>
-      <w:pPr>
-        <w:spacing w:after="60" w:before="0"/>
-        <w:ind w:left="480"/>
-      </w:pPr>
-      <w:r>
-        <w:t xml:space="preserve">Standard: Markensentiment (5 Fragen)</w:t>
+        <w:t xml:space="preserve">Standard: Markensentiment (4 Fragen)</w:t>
       </w:r>
     </w:p>
     <w:p>
@@ -423,7 +342,7 @@
           <w:b/>
           <w:bCs/>
         </w:rPr>
-        <w:t xml:space="preserve">alter  Wie alt sind Sie? (Angabe in Zahlen, zB 51)</w:t>
+        <w:t xml:space="preserve">alter  Wie alt sind Sie?</w:t>
       </w:r>
     </w:p>
     <w:p>
@@ -436,19 +355,61 @@
           <w:iCs/>
           <w:color w:val="767171"/>
         </w:rPr>
-        <w:t xml:space="preserve">[Antwortpflicht · Zahl 12–99]</w:t>
-      </w:r>
-    </w:p>
-    <w:p>
-      <w:pPr>
-        <w:spacing w:after="20" w:before="0"/>
-        <w:ind w:left="240"/>
-      </w:pPr>
-      <w:r>
-        <w:rPr>
-          <w:color w:val="A6A6A6"/>
-        </w:rPr>
-        <w:t xml:space="preserve">________________________________________________________________________</w:t>
+        <w:t xml:space="preserve">[Antwortpflicht]</w:t>
+      </w:r>
+    </w:p>
+    <w:p>
+      <w:pPr>
+        <w:spacing w:after="20" w:before="0"/>
+        <w:ind w:left="240"/>
+      </w:pPr>
+      <w:r>
+        <w:t xml:space="preserve">Unter 18 Jahre  (1)</w:t>
+      </w:r>
+    </w:p>
+    <w:p>
+      <w:pPr>
+        <w:spacing w:after="20" w:before="0"/>
+        <w:ind w:left="240"/>
+      </w:pPr>
+      <w:r>
+        <w:t xml:space="preserve">18 bis 29 Jahre  (2)</w:t>
+      </w:r>
+    </w:p>
+    <w:p>
+      <w:pPr>
+        <w:spacing w:after="20" w:before="0"/>
+        <w:ind w:left="240"/>
+      </w:pPr>
+      <w:r>
+        <w:t xml:space="preserve">30 bis 39 Jahre  (3)</w:t>
+      </w:r>
+    </w:p>
+    <w:p>
+      <w:pPr>
+        <w:spacing w:after="20" w:before="0"/>
+        <w:ind w:left="240"/>
+      </w:pPr>
+      <w:r>
+        <w:t xml:space="preserve">40 bis 49 Jahre  (4)</w:t>
+      </w:r>
+    </w:p>
+    <w:p>
+      <w:pPr>
+        <w:spacing w:after="20" w:before="0"/>
+        <w:ind w:left="240"/>
+      </w:pPr>
+      <w:r>
+        <w:t xml:space="preserve">50 bis 59 Jahre  (5)</w:t>
+      </w:r>
+    </w:p>
+    <w:p>
+      <w:pPr>
+        <w:spacing w:after="20" w:before="0"/>
+        <w:ind w:left="240"/>
+      </w:pPr>
+      <w:r>
+        <w:t xml:space="preserve">60 Jahre und älter  (6)</w:t>
       </w:r>
     </w:p>
     <w:p>
@@ -2885,91 +2846,6 @@
           <w:bCs/>
         </w:rPr>
         <w:t xml:space="preserve">beschreibung  Wie würden Sie NEOH einem Freund beschreiben?</w:t>
-      </w:r>
-    </w:p>
-    <w:p>
-      <w:pPr>
-        <w:spacing w:after="80" w:before="0"/>
-      </w:pPr>
-      <w:r>
-        <w:rPr>
-          <w:i/>
-          <w:iCs/>
-          <w:color w:val="767171"/>
-        </w:rPr>
-        <w:t xml:space="preserve">[Antwort erbeten]</w:t>
-      </w:r>
-    </w:p>
-    <w:p>
-      <w:pPr>
-        <w:spacing w:after="20" w:before="0"/>
-        <w:ind w:left="240"/>
-      </w:pPr>
-      <w:r>
-        <w:rPr>
-          <w:color w:val="A6A6A6"/>
-        </w:rPr>
-        <w:t xml:space="preserve">________________________________________________________________________</w:t>
-      </w:r>
-    </w:p>
-    <w:p>
-      <w:pPr>
-        <w:spacing w:after="20" w:before="0"/>
-        <w:ind w:left="240"/>
-      </w:pPr>
-      <w:r>
-        <w:rPr>
-          <w:color w:val="A6A6A6"/>
-        </w:rPr>
-        <w:t xml:space="preserve">________________________________________________________________________</w:t>
-      </w:r>
-    </w:p>
-    <w:p>
-      <w:pPr>
-        <w:spacing w:after="20" w:before="0"/>
-        <w:ind w:left="240"/>
-      </w:pPr>
-      <w:r>
-        <w:rPr>
-          <w:color w:val="A6A6A6"/>
-        </w:rPr>
-        <w:t xml:space="preserve">________________________________________________________________________</w:t>
-      </w:r>
-    </w:p>
-    <w:p>
-      <w:pPr>
-        <w:spacing w:after="20" w:before="0"/>
-        <w:ind w:left="240"/>
-      </w:pPr>
-      <w:r>
-        <w:rPr>
-          <w:color w:val="A6A6A6"/>
-        </w:rPr>
-        <w:t xml:space="preserve">________________________________________________________________________</w:t>
-      </w:r>
-    </w:p>
-    <w:p>
-      <w:pPr>
-        <w:spacing w:after="20" w:before="0"/>
-        <w:ind w:left="240"/>
-      </w:pPr>
-      <w:r>
-        <w:rPr>
-          <w:color w:val="A6A6A6"/>
-        </w:rPr>
-        <w:t xml:space="preserve">________________________________________________________________________</w:t>
-      </w:r>
-    </w:p>
-    <w:p>
-      <w:pPr>
-        <w:spacing w:after="80" w:before="120"/>
-      </w:pPr>
-      <w:r>
-        <w:rPr>
-          <w:b/>
-          <w:bCs/>
-        </w:rPr>
-        <w:t xml:space="preserve">erfahrung  Beschreiben Sie Ihre letzte Erfahrung mit NEOH in 2-3 Sätzen.</w:t>
       </w:r>
     </w:p>
     <w:p>
